--- a/wzory/02-Zalacznik-Informacja-RODO-WZOR.docx
+++ b/wzory/02-Zalacznik-Informacja-RODO-WZOR.docx
@@ -94,7 +94,7 @@
           <w:sz w:val="24"/>
           <w:u w:val="none"/>
         </w:rPr>
-        <w:t xml:space="preserve">Administratorem Pani/Pana danych osobowych jest Kancelaria Notarialna Notariusza </w:t>
+        <w:t xml:space="preserve">Administratorem Pani/Pana danych osobowych jest Kancelaria Notarialna, notariusz: </w:t>
       </w:r>
       <w:r>
         <w:rPr>
@@ -104,7 +104,7 @@
           <w:sz w:val="24"/>
           <w:u w:val="none"/>
         </w:rPr>
-        <w:t>{{notariusz_dopelniacz}}</w:t>
+        <w:t>{{notariusz_mianownik}}</w:t>
       </w:r>
       <w:r>
         <w:rPr>
@@ -114,27 +114,7 @@
           <w:sz w:val="24"/>
           <w:u w:val="none"/>
         </w:rPr>
-        <w:t xml:space="preserve"> z siedzibą w </w:t>
-      </w:r>
-      <w:r>
-        <w:rPr>
-          <w:rFonts w:ascii="Times New Roman" w:hAnsi="Times New Roman"/>
-          <w:b w:val="0"/>
-          <w:i w:val="0"/>
-          <w:sz w:val="24"/>
-          <w:u w:val="none"/>
-        </w:rPr>
-        <w:t>{{kancelaria_miasto_miejscownik}}</w:t>
-      </w:r>
-      <w:r>
-        <w:rPr>
-          <w:rFonts w:ascii="Times New Roman" w:hAnsi="Times New Roman"/>
-          <w:b w:val="0"/>
-          <w:i w:val="0"/>
-          <w:sz w:val="24"/>
-          <w:u w:val="none"/>
-        </w:rPr>
-        <w:t xml:space="preserve">, ulica </w:t>
+        <w:t xml:space="preserve">, adres: ulica </w:t>
       </w:r>
       <w:r>
         <w:rPr>
@@ -154,7 +134,7 @@
           <w:sz w:val="24"/>
           <w:u w:val="none"/>
         </w:rPr>
-        <w:t xml:space="preserve"> (kod pocztowy: </w:t>
+        <w:t xml:space="preserve">, </w:t>
       </w:r>
       <w:r>
         <w:rPr>
@@ -174,7 +154,27 @@
           <w:sz w:val="24"/>
           <w:u w:val="none"/>
         </w:rPr>
-        <w:t xml:space="preserve">), tel. </w:t>
+        <w:t xml:space="preserve"> </w:t>
+      </w:r>
+      <w:r>
+        <w:rPr>
+          <w:rFonts w:ascii="Times New Roman" w:hAnsi="Times New Roman"/>
+          <w:b w:val="0"/>
+          <w:i w:val="0"/>
+          <w:sz w:val="24"/>
+          <w:u w:val="none"/>
+        </w:rPr>
+        <w:t>{{kancelaria_miasto}}</w:t>
+      </w:r>
+      <w:r>
+        <w:rPr>
+          <w:rFonts w:ascii="Times New Roman" w:hAnsi="Times New Roman"/>
+          <w:b w:val="0"/>
+          <w:i w:val="0"/>
+          <w:sz w:val="24"/>
+          <w:u w:val="none"/>
+        </w:rPr>
+        <w:t xml:space="preserve">, tel. </w:t>
       </w:r>
       <w:r>
         <w:rPr>
@@ -664,7 +664,7 @@
           <w:sz w:val="24"/>
           <w:u w:val="none"/>
         </w:rPr>
-        <w:t>{{zapoznany}}</w:t>
+        <w:t>Oświadczam, że zapoznałam/zapoznałem się z powyższą informacją.</w:t>
       </w:r>
     </w:p>
     <w:p>
